--- a/docs/PRODUCT_ONLY_TRANSACTION_FIRST_NOTES-20260802.docx
+++ b/docs/PRODUCT_ONLY_TRANSACTION_FIRST_NOTES-20260802.docx
@@ -4,133 +4,169 @@
   <w:body>
     <w:p>
       <w:pPr>
-        <w:spacing w:after="120"/>
-        <w:jc w:val="left"/>
+        <w:pStyle w:val="Title"/>
       </w:pPr>
       <w:r>
-        <w:rPr>
-          <w:b/>
-          <w:sz w:val="32"/>
-          <w:color w:val="2E74B5"/>
-        </w:rPr>
-        <w:t>Product-only / Transaction-first Notes</w:t>
+        <w:t>AXIRO Base API - Marketplace Hardening Notes</w:t>
+      </w:r>
+    </w:p>
+    <w:p>
+      <w:r>
+        <w:t>Updated: 2026-08-02</w:t>
+      </w:r>
+    </w:p>
+    <w:p>
+      <w:r>
+        <w:t>This note consolidates the product-only transaction-first hardening pass after syncing selected AXIRO parent base logic.</w:t>
       </w:r>
     </w:p>
     <w:p>
       <w:pPr>
-        <w:spacing w:after="180"/>
+        <w:pStyle w:val="Heading1"/>
       </w:pPr>
       <w:r>
-        <w:rPr>
-          <w:sz w:val="22"/>
-          <w:color w:val="555555"/>
-        </w:rPr>
-        <w:t>2026-08-02 | API canonical merge note</w:t>
+        <w:t>Scope</w:t>
       </w:r>
     </w:p>
     <w:p>
       <w:pPr>
-        <w:spacing w:before="200" w:after="80"/>
+        <w:ind w:left="360" w:hanging="180"/>
       </w:pPr>
       <w:r>
-        <w:rPr>
-          <w:b/>
-          <w:sz w:val="26"/>
-          <w:color w:val="2E74B5"/>
-        </w:rPr>
-        <w:t>Decision</w:t>
+        <w:t>- Parent reference: mylands-api/admin develop 20260802-0359.</w:t>
       </w:r>
     </w:p>
     <w:p>
       <w:pPr>
-        <w:spacing w:after="120"/>
-        <w:line w:val="300" w:lineRule="auto"/>
+        <w:ind w:left="360" w:hanging="180"/>
       </w:pPr>
       <w:r>
-        <w:rPr>
-          <w:sz w:val="22"/>
-        </w:rPr>
-        <w:t>MBN now treats Product as the canonical marketplace asset. ProductListing is removed from production code, routes, migrations and storage checks. Transaction is the lifecycle owner for sale, rental, deposit, installment, payment, handover, return, dispute and settlement workflows.</w:t>
+        <w:t>- Ported only bounded marketplace primitives: decimal money math, product availability locks, idempotency, hold expiry.</w:t>
       </w:r>
     </w:p>
     <w:p>
       <w:pPr>
-        <w:spacing w:before="200" w:after="80"/>
+        <w:ind w:left="360" w:hanging="180"/>
       </w:pPr>
       <w:r>
-        <w:rPr>
-          <w:b/>
-          <w:sz w:val="26"/>
-          <w:color w:val="2E74B5"/>
-        </w:rPr>
-        <w:t>Kept</w:t>
+        <w:t>- Excluded company/project/team, Reservation/CRM ownership chain, Accounting posting, RBAC graph, inventory and report dependencies.</w:t>
       </w:r>
     </w:p>
     <w:p>
       <w:pPr>
-        <w:spacing w:after="120"/>
-        <w:line w:val="300" w:lineRule="auto"/>
+        <w:pStyle w:val="Heading1"/>
       </w:pPr>
       <w:r>
-        <w:rPr>
-          <w:sz w:val="22"/>
-        </w:rPr>
-        <w:t>Products with offer_modes; product_rental_rates, holds, favorites and availability history; transactions.product_id; generated_documents, document_templates and acceptances as transaction evidence; compatibility tests proving legacy listing files, tables and routes are absent.</w:t>
+        <w:t>API Updates</w:t>
       </w:r>
     </w:p>
     <w:p>
       <w:pPr>
-        <w:spacing w:before="200" w:after="80"/>
+        <w:ind w:left="360" w:hanging="180"/>
       </w:pPr>
       <w:r>
-        <w:rPr>
-          <w:b/>
-          <w:sz w:val="26"/>
-          <w:color w:val="2E74B5"/>
-        </w:rPr>
-        <w:t>Removed / Deprecated</w:t>
+        <w:t>- Transaction create accepts idempotency_key and availability_version.</w:t>
       </w:r>
     </w:p>
     <w:p>
       <w:pPr>
-        <w:spacing w:after="120"/>
-        <w:line w:val="300" w:lineRule="auto"/>
+        <w:ind w:left="360" w:hanging="180"/>
       </w:pPr>
       <w:r>
-        <w:rPr>
-          <w:sz w:val="22"/>
-        </w:rPr>
-        <w:t>ProductListing, ListingController, CustomerListingController, product_listings, listing_favorites, listing_rental_rates and compatibility migrations that reintroduce listing storage. Contract-like artifacts are generated documents under a transaction, not a standalone workflow.</w:t>
+        <w:t>- Transactions keep request hash, pricing snapshot and availability version for audit.</w:t>
       </w:r>
     </w:p>
     <w:p>
       <w:pPr>
-        <w:spacing w:before="200" w:after="80"/>
+        <w:ind w:left="360" w:hanging="180"/>
       </w:pPr>
       <w:r>
-        <w:rPr>
-          <w:b/>
-          <w:sz w:val="26"/>
-          <w:color w:val="2E74B5"/>
-        </w:rPr>
-        <w:t>Merge Notes</w:t>
+        <w:t>- Product availability service now validates transitions, source ownership and active holds under row locks.</w:t>
       </w:r>
     </w:p>
     <w:p>
       <w:pPr>
-        <w:spacing w:after="120"/>
-        <w:line w:val="300" w:lineRule="auto"/>
+        <w:ind w:left="360" w:hanging="180"/>
       </w:pPr>
       <w:r>
-        <w:rPr>
-          <w:sz w:val="22"/>
-        </w:rPr>
-        <w:t>Do not rebuild marketplace flows around listings. Do not add a separate contract CRUD surface for MBN unless a future legal workflow requires it. Keep API envelopes and /api/v1 unchanged. Lifecycle or integrity changes must keep feature tests green.</w:t>
+        <w:t>- Hold expiry command is scheduled every five minutes.</w:t>
+      </w:r>
+    </w:p>
+    <w:p>
+      <w:pPr>
+        <w:ind w:left="360" w:hanging="180"/>
+      </w:pPr>
+      <w:r>
+        <w:t>- Fixed lifecycle transition from held to sold/rented for completed purchase/rental flows.</w:t>
+      </w:r>
+    </w:p>
+    <w:p>
+      <w:pPr>
+        <w:pStyle w:val="Heading1"/>
+      </w:pPr>
+      <w:r>
+        <w:t>Admin Backlog</w:t>
+      </w:r>
+    </w:p>
+    <w:p>
+      <w:pPr>
+        <w:ind w:left="360" w:hanging="180"/>
+      </w:pPr>
+      <w:r>
+        <w:t>- Hold monitor with active/expired/released holds and customer/transaction context.</w:t>
+      </w:r>
+    </w:p>
+    <w:p>
+      <w:pPr>
+        <w:ind w:left="360" w:hanging="180"/>
+      </w:pPr>
+      <w:r>
+        <w:t>- Availability timeline in product detail.</w:t>
+      </w:r>
+    </w:p>
+    <w:p>
+      <w:pPr>
+        <w:ind w:left="360" w:hanging="180"/>
+      </w:pPr>
+      <w:r>
+        <w:t>- Duplicate checkout/idempotency audit queue.</w:t>
+      </w:r>
+    </w:p>
+    <w:p>
+      <w:pPr>
+        <w:ind w:left="360" w:hanging="180"/>
+      </w:pPr>
+      <w:r>
+        <w:t>- Manual release hold action with mandatory note.</w:t>
+      </w:r>
+    </w:p>
+    <w:p>
+      <w:pPr>
+        <w:ind w:left="360" w:hanging="180"/>
+      </w:pPr>
+      <w:r>
+        <w:t>- Stuck transaction and wallet/payout exception dashboards.</w:t>
+      </w:r>
+    </w:p>
+    <w:p>
+      <w:pPr>
+        <w:pStyle w:val="Heading1"/>
+      </w:pPr>
+      <w:r>
+        <w:t>Validation</w:t>
+      </w:r>
+    </w:p>
+    <w:p>
+      <w:pPr>
+        <w:ind w:left="360" w:hanging="180"/>
+      </w:pPr>
+      <w:r>
+        <w:t>- php artisan test passed: 78 tests, 733 assertions.</w:t>
       </w:r>
     </w:p>
     <w:sectPr>
-      <w:pgSz w:w="12240" w:h="15840"/>
-      <w:pgMar w:top="1440" w:right="1440" w:bottom="1440" w:left="1440" w:header="708" w:footer="708" w:gutter="0"/>
+      <w:pgSz w:w="11906" w:h="16838"/>
+      <w:pgMar w:top="1440" w:right="1440" w:bottom="1440" w:left="1440"/>
     </w:sectPr>
   </w:body>
 </w:document>
@@ -141,8 +177,22 @@
   <w:style w:type="paragraph" w:default="1" w:styleId="Normal">
     <w:name w:val="Normal"/>
     <w:rPr>
-      <w:rFonts w:ascii="Calibri" w:hAnsi="Calibri"/>
+      <w:rFonts w:ascii="Arial" w:hAnsi="Arial"/>
       <w:sz w:val="22"/>
+    </w:rPr>
+  </w:style>
+  <w:style w:type="paragraph" w:styleId="Title">
+    <w:name w:val="Title"/>
+    <w:rPr>
+      <w:b/>
+      <w:sz w:val="32"/>
+    </w:rPr>
+  </w:style>
+  <w:style w:type="paragraph" w:styleId="Heading1">
+    <w:name w:val="heading 1"/>
+    <w:rPr>
+      <w:b/>
+      <w:sz w:val="26"/>
     </w:rPr>
   </w:style>
 </w:styles>

--- a/docs/PRODUCT_ONLY_TRANSACTION_FIRST_NOTES-20260802.docx
+++ b/docs/PRODUCT_ONLY_TRANSACTION_FIRST_NOTES-20260802.docx
@@ -7,7 +7,7 @@
         <w:pStyle w:val="Title"/>
       </w:pPr>
       <w:r>
-        <w:t>AXIRO Base API - Marketplace Hardening Notes</w:t>
+        <w:t>AXIRO Base API - Single Admin Marketplace Closure Notes</w:t>
       </w:r>
     </w:p>
     <w:p>
@@ -17,7 +17,7 @@
     </w:p>
     <w:p>
       <w:r>
-        <w:t>This note consolidates the product-only transaction-first hardening pass after syncing selected AXIRO parent base logic.</w:t>
+        <w:t>Consolidated closure note for the one-admin-many-customers marketplace scope.</w:t>
       </w:r>
     </w:p>
     <w:p>
@@ -25,7 +25,7 @@
         <w:pStyle w:val="Heading1"/>
       </w:pPr>
       <w:r>
-        <w:t>Scope</w:t>
+        <w:t>Scope Decision</w:t>
       </w:r>
     </w:p>
     <w:p>
@@ -33,7 +33,7 @@
         <w:ind w:left="360" w:hanging="180"/>
       </w:pPr>
       <w:r>
-        <w:t>- Parent reference: mylands-api/admin develop 20260802-0359.</w:t>
+        <w:t>- Target model: one admin operator serving many customers.</w:t>
       </w:r>
     </w:p>
     <w:p>
@@ -41,7 +41,7 @@
         <w:ind w:left="360" w:hanging="180"/>
       </w:pPr>
       <w:r>
-        <w:t>- Ported only bounded marketplace primitives: decimal money math, product availability locks, idempotency, hold expiry.</w:t>
+        <w:t>- Transaction remains the business lifecycle owner for product sale/rental, payment, hold, handover, dispute and evidence.</w:t>
       </w:r>
     </w:p>
     <w:p>
@@ -49,7 +49,15 @@
         <w:ind w:left="360" w:hanging="180"/>
       </w:pPr>
       <w:r>
-        <w:t>- Excluded company/project/team, Reservation/CRM ownership chain, Accounting posting, RBAC graph, inventory and report dependencies.</w:t>
+        <w:t>- Contract CRUD is no longer published as an admin/customer integration surface; documents remain transaction evidence only.</w:t>
+      </w:r>
+    </w:p>
+    <w:p>
+      <w:pPr>
+        <w:ind w:left="360" w:hanging="180"/>
+      </w:pPr>
+      <w:r>
+        <w:t>- Excluded: RBAC, company/project/team scope, fraud engine, SLA engine, report/BI runtime and multi-step approval workflows.</w:t>
       </w:r>
     </w:p>
     <w:p>
@@ -57,7 +65,7 @@
         <w:pStyle w:val="Heading1"/>
       </w:pPr>
       <w:r>
-        <w:t>API Updates</w:t>
+        <w:t>Implemented Cleanup</w:t>
       </w:r>
     </w:p>
     <w:p>
@@ -65,7 +73,7 @@
         <w:ind w:left="360" w:hanging="180"/>
       </w:pPr>
       <w:r>
-        <w:t>- Transaction create accepts idempotency_key and availability_version.</w:t>
+        <w:t>- Operations dashboard covers overview, holds, transactions needing action, reconciliation and document checklist.</w:t>
       </w:r>
     </w:p>
     <w:p>
@@ -73,7 +81,7 @@
         <w:ind w:left="360" w:hanging="180"/>
       </w:pPr>
       <w:r>
-        <w:t>- Transactions keep request hash, pricing snapshot and availability version for audit.</w:t>
+        <w:t>- Manual release hold requires note, expected availability version and matching product hold source.</w:t>
       </w:r>
     </w:p>
     <w:p>
@@ -81,7 +89,7 @@
         <w:ind w:left="360" w:hanging="180"/>
       </w:pPr>
       <w:r>
-        <w:t>- Product availability service now validates transitions, source ownership and active holds under row locks.</w:t>
+        <w:t>- Product list query supports availability status/version for simple admin filtering.</w:t>
       </w:r>
     </w:p>
     <w:p>
@@ -89,7 +97,15 @@
         <w:ind w:left="360" w:hanging="180"/>
       </w:pPr>
       <w:r>
-        <w:t>- Hold expiry command is scheduled every five minutes.</w:t>
+        <w:t>- Idempotency replay/conflict is recorded as lightweight audit, not a separate fraud module.</w:t>
+      </w:r>
+    </w:p>
+    <w:p>
+      <w:pPr>
+        <w:pStyle w:val="Heading1"/>
+      </w:pPr>
+      <w:r>
+        <w:t>Remaining Work</w:t>
       </w:r>
     </w:p>
     <w:p>
@@ -97,15 +113,7 @@
         <w:ind w:left="360" w:hanging="180"/>
       </w:pPr>
       <w:r>
-        <w:t>- Fixed lifecycle transition from held to sold/rented for completed purchase/rental flows.</w:t>
-      </w:r>
-    </w:p>
-    <w:p>
-      <w:pPr>
-        <w:pStyle w:val="Heading1"/>
-      </w:pPr>
-      <w:r>
-        <w:t>Admin Backlog</w:t>
+        <w:t>- Add lightweight admin menu counters for overdue holds, submitted payments and open disputes.</w:t>
       </w:r>
     </w:p>
     <w:p>
@@ -113,7 +121,7 @@
         <w:ind w:left="360" w:hanging="180"/>
       </w:pPr>
       <w:r>
-        <w:t>- Hold monitor with active/expired/released holds and customer/transaction context.</w:t>
+        <w:t>- Ensure transaction detail has direct actions for payment confirmation, cancel/refund, handover and dispute closure.</w:t>
       </w:r>
     </w:p>
     <w:p>
@@ -121,31 +129,7 @@
         <w:ind w:left="360" w:hanging="180"/>
       </w:pPr>
       <w:r>
-        <w:t>- Availability timeline in product detail.</w:t>
-      </w:r>
-    </w:p>
-    <w:p>
-      <w:pPr>
-        <w:ind w:left="360" w:hanging="180"/>
-      </w:pPr>
-      <w:r>
-        <w:t>- Duplicate checkout/idempotency audit queue.</w:t>
-      </w:r>
-    </w:p>
-    <w:p>
-      <w:pPr>
-        <w:ind w:left="360" w:hanging="180"/>
-      </w:pPr>
-      <w:r>
-        <w:t>- Manual release hold action with mandatory note.</w:t>
-      </w:r>
-    </w:p>
-    <w:p>
-      <w:pPr>
-        <w:ind w:left="360" w:hanging="180"/>
-      </w:pPr>
-      <w:r>
-        <w:t>- Stuck transaction and wallet/payout exception dashboards.</w:t>
+        <w:t>- Simplify document wording from contract-first to transaction evidence where UI copy allows.</w:t>
       </w:r>
     </w:p>
     <w:p>
@@ -161,7 +145,7 @@
         <w:ind w:left="360" w:hanging="180"/>
       </w:pPr>
       <w:r>
-        <w:t>- php artisan test passed: 78 tests, 733 assertions.</w:t>
+        <w:t>- php artisan test passed with 80 tests and 747 assertions using valid test APP_KEY/JWT_SECRET.</w:t>
       </w:r>
     </w:p>
     <w:sectPr>

--- a/docs/PRODUCT_ONLY_TRANSACTION_FIRST_NOTES-20260802.docx
+++ b/docs/PRODUCT_ONLY_TRANSACTION_FIRST_NOTES-20260802.docx
@@ -7,7 +7,7 @@
         <w:pStyle w:val="Title"/>
       </w:pPr>
       <w:r>
-        <w:t xml:space="preserve">AXIRO Base API - Transaction Document and Dispute Closure Notes</w:t>
+        <w:t xml:space="preserve">AXIRO Base API - Options, Dispute Outcome and Lifecycle E2E Notes</w:t>
       </w:r>
     </w:p>
     <w:p>
@@ -36,34 +36,34 @@
         <w:ind w:left="720" w:hanging="360"/>
       </w:pPr>
       <w:r>
-        <w:t xml:space="preserve">- Target model: one admin operator serving many customers.</w:t>
-      </w:r>
-    </w:p>
-    <w:p>
-      <w:pPr>
-        <w:pStyle w:val="ListParagraph"/>
-        <w:ind w:left="720" w:hanging="360"/>
-      </w:pPr>
-      <w:r>
-        <w:t xml:space="preserve">- Transaction remains the lifecycle owner for checkout, payment, handover, dispute, refund and evidence.</w:t>
-      </w:r>
-    </w:p>
-    <w:p>
-      <w:pPr>
-        <w:pStyle w:val="ListParagraph"/>
-        <w:ind w:left="720" w:hanging="360"/>
-      </w:pPr>
-      <w:r>
-        <w:t xml:space="preserve">- Documents are transaction records/evidence, not a standalone Contract business module.</w:t>
-      </w:r>
-    </w:p>
-    <w:p>
-      <w:pPr>
-        <w:pStyle w:val="ListParagraph"/>
-        <w:ind w:left="720" w:hanging="360"/>
-      </w:pPr>
-      <w:r>
-        <w:t xml:space="preserve">- Excluded: RBAC, company/project/team scope, fraud engine, SLA engine, approval center, accounting sync and BI runtime.</w:t>
+        <w:t xml:space="preserve">- Mini remains a one-admin-many-customers marketplace base.</w:t>
+      </w:r>
+    </w:p>
+    <w:p>
+      <w:pPr>
+        <w:pStyle w:val="ListParagraph"/>
+        <w:ind w:left="720" w:hanging="360"/>
+      </w:pPr>
+      <w:r>
+        <w:t xml:space="preserve">- Transaction remains the lifecycle owner; documents are transaction evidence, not a standalone Contract module.</w:t>
+      </w:r>
+    </w:p>
+    <w:p>
+      <w:pPr>
+        <w:pStyle w:val="ListParagraph"/>
+        <w:ind w:left="720" w:hanging="360"/>
+      </w:pPr>
+      <w:r>
+        <w:t xml:space="preserve">- Marketplace options provide canonical labels for document types and dispute outcomes to Admin and Customer apps.</w:t>
+      </w:r>
+    </w:p>
+    <w:p>
+      <w:pPr>
+        <w:pStyle w:val="ListParagraph"/>
+        <w:ind w:left="720" w:hanging="360"/>
+      </w:pPr>
+      <w:r>
+        <w:t xml:space="preserve">- Dispute resolution must end with an explicit outcome: complete, cancel_refund, cancel_no_refund or reopen.</w:t>
       </w:r>
     </w:p>
     <w:p>
@@ -80,43 +80,43 @@
         <w:ind w:left="720" w:hanging="360"/>
       </w:pPr>
       <w:r>
-        <w:t xml:space="preserve">- Use FormRequest as the mutation boundary, following GenerateDocumentRequest and DocumentTemplateRequest in the parent API.</w:t>
-      </w:r>
-    </w:p>
-    <w:p>
-      <w:pPr>
-        <w:pStyle w:val="ListParagraph"/>
-        <w:ind w:left="720" w:hanging="360"/>
-      </w:pPr>
-      <w:r>
-        <w:t xml:space="preserve">- Keep document type/status as finite values with a clear owner; Mini uses DocumentType for canonical keys and legacy aliases.</w:t>
-      </w:r>
-    </w:p>
-    <w:p>
-      <w:pPr>
-        <w:pStyle w:val="ListParagraph"/>
-        <w:ind w:left="720" w:hanging="360"/>
-      </w:pPr>
-      <w:r>
-        <w:t xml:space="preserve">- Keep transaction status as lifecycle action output, not a raw admin-editable field.</w:t>
-      </w:r>
-    </w:p>
-    <w:p>
-      <w:pPr>
-        <w:pStyle w:val="ListParagraph"/>
-        <w:ind w:left="720" w:hanging="360"/>
-      </w:pPr>
-      <w:r>
-        <w:t xml:space="preserve">- Use explicit option/label patterns for document operations; avoid raw ID/key entry in admin workflows.</w:t>
-      </w:r>
-    </w:p>
-    <w:p>
-      <w:pPr>
-        <w:pStyle w:val="ListParagraph"/>
-        <w:ind w:left="720" w:hanging="360"/>
-      </w:pPr>
-      <w:r>
-        <w:t xml:space="preserve">- Do not port parent document compliance, approval center or system operations because they exceed the Mini scope.</w:t>
+        <w:t xml:space="preserve">- Follow backend-owned enum/options patterns from DocumentTemplateType and GeneratedDocumentStatus.</w:t>
+      </w:r>
+    </w:p>
+    <w:p>
+      <w:pPr>
+        <w:pStyle w:val="ListParagraph"/>
+        <w:ind w:left="720" w:hanging="360"/>
+      </w:pPr>
+      <w:r>
+        <w:t xml:space="preserve">- Keep mutation validation in FormRequest, matching GenerateDocumentRequest and DocumentTemplateRequest.</w:t>
+      </w:r>
+    </w:p>
+    <w:p>
+      <w:pPr>
+        <w:pStyle w:val="ListParagraph"/>
+        <w:ind w:left="720" w:hanging="360"/>
+      </w:pPr>
+      <w:r>
+        <w:t xml:space="preserve">- Keep transaction status as lifecycle action output, not a raw editable field.</w:t>
+      </w:r>
+    </w:p>
+    <w:p>
+      <w:pPr>
+        <w:pStyle w:val="ListParagraph"/>
+        <w:ind w:left="720" w:hanging="360"/>
+      </w:pPr>
+      <w:r>
+        <w:t xml:space="preserve">- Use explicit option labels in forms; avoid raw key or ID entry for document/dispute workflows.</w:t>
+      </w:r>
+    </w:p>
+    <w:p>
+      <w:pPr>
+        <w:pStyle w:val="ListParagraph"/>
+        <w:ind w:left="720" w:hanging="360"/>
+      </w:pPr>
+      <w:r>
+        <w:t xml:space="preserve">- Do not port approval center, document compliance, accounting sync, system operations or import/export recovery into Mini.</w:t>
       </w:r>
     </w:p>
     <w:p>
@@ -133,43 +133,78 @@
         <w:ind w:left="720" w:hanging="360"/>
       </w:pPr>
       <w:r>
-        <w:t xml:space="preserve">- Canonical document keys are sale_record and rental_record; legacy sale_contract/rental_contract remain readable through aliases.</w:t>
-      </w:r>
-    </w:p>
-    <w:p>
-      <w:pPr>
-        <w:pStyle w:val="ListParagraph"/>
-        <w:ind w:left="720" w:hanging="360"/>
-      </w:pPr>
-      <w:r>
-        <w:t xml:space="preserve">- Dispute resolution now requires explicit outcome: complete, cancel_refund, cancel_no_refund or reopen.</w:t>
-      </w:r>
-    </w:p>
-    <w:p>
-      <w:pPr>
-        <w:pStyle w:val="ListParagraph"/>
-        <w:ind w:left="720" w:hanging="360"/>
-      </w:pPr>
-      <w:r>
-        <w:t xml:space="preserve">- Admin dispute modal asks for a resolution statement and a clear accepted outcome.</w:t>
-      </w:r>
-    </w:p>
-    <w:p>
-      <w:pPr>
-        <w:pStyle w:val="ListParagraph"/>
-        <w:ind w:left="720" w:hanging="360"/>
-      </w:pPr>
-      <w:r>
-        <w:t xml:space="preserve">- Customer/Admin labels use hồ sơ mua bán and hồ sơ thuê instead of contract wording.</w:t>
-      </w:r>
-    </w:p>
-    <w:p>
-      <w:pPr>
-        <w:pStyle w:val="ListParagraph"/>
-        <w:ind w:left="720" w:hanging="360"/>
-      </w:pPr>
-      <w:r>
-        <w:t xml:space="preserve">- Feature tests cover admin transaction detail actions, cancel refund and dispute terminal outcome.</w:t>
+        <w:t xml:space="preserve">- Added DisputeOutcome enum and backend marketplace options endpoint.</w:t>
+      </w:r>
+    </w:p>
+    <w:p>
+      <w:pPr>
+        <w:pStyle w:val="ListParagraph"/>
+        <w:ind w:left="720" w:hanging="360"/>
+      </w:pPr>
+      <w:r>
+        <w:t xml:space="preserve">- DocumentType owns canonical keys, labels and legacy sale_contract/rental_contract aliases.</w:t>
+      </w:r>
+    </w:p>
+    <w:p>
+      <w:pPr>
+        <w:pStyle w:val="ListParagraph"/>
+        <w:ind w:left="720" w:hanging="360"/>
+      </w:pPr>
+      <w:r>
+        <w:t xml:space="preserve">- Admin and Customer now load document labels from marketplace options with safe fallback labels.</w:t>
+      </w:r>
+    </w:p>
+    <w:p>
+      <w:pPr>
+        <w:pStyle w:val="ListParagraph"/>
+        <w:ind w:left="720" w:hanging="360"/>
+      </w:pPr>
+      <w:r>
+        <w:t xml:space="preserve">- Dispute outcome is stored on marketplace_disputes and notification is sent to both buyer and seller.</w:t>
+      </w:r>
+    </w:p>
+    <w:p>
+      <w:pPr>
+        <w:pStyle w:val="ListParagraph"/>
+        <w:ind w:left="720" w:hanging="360"/>
+      </w:pPr>
+      <w:r>
+        <w:t xml:space="preserve">- E2E tests cover normal completion and dispute refund/cancel terminal lifecycle.</w:t>
+      </w:r>
+    </w:p>
+    <w:p>
+      <w:pPr>
+        <w:pStyle w:val="Heading1"/>
+      </w:pPr>
+      <w:r>
+        <w:t xml:space="preserve">Merge Readiness</w:t>
+      </w:r>
+    </w:p>
+    <w:p>
+      <w:pPr>
+        <w:pStyle w:val="ListParagraph"/>
+        <w:ind w:left="720" w:hanging="360"/>
+      </w:pPr>
+      <w:r>
+        <w:t xml:space="preserve">- Code scope is limited to options, document labels, dispute outcome and lifecycle tests.</w:t>
+      </w:r>
+    </w:p>
+    <w:p>
+      <w:pPr>
+        <w:pStyle w:val="ListParagraph"/>
+        <w:ind w:left="720" w:hanging="360"/>
+      </w:pPr>
+      <w:r>
+        <w:t xml:space="preserve">- No RBAC, company/project/team, approval center, BI, accounting or enterprise operations dependency was added.</w:t>
+      </w:r>
+    </w:p>
+    <w:p>
+      <w:pPr>
+        <w:pStyle w:val="ListParagraph"/>
+        <w:ind w:left="720" w:hanging="360"/>
+      </w:pPr>
+      <w:r>
+        <w:t xml:space="preserve">- Current base is still developing, so marketplace_disputes.outcome is added to the original migration; split migration later for deployed databases.</w:t>
       </w:r>
     </w:p>
     <w:p>
@@ -186,43 +221,43 @@
         <w:ind w:left="720" w:hanging="360"/>
       </w:pPr>
       <w:r>
-        <w:t xml:space="preserve">- Add a data migration to normalize existing generated/template document rows once legacy aliases can be retired.</w:t>
-      </w:r>
-    </w:p>
-    <w:p>
-      <w:pPr>
-        <w:pStyle w:val="ListParagraph"/>
-        <w:ind w:left="720" w:hanging="360"/>
-      </w:pPr>
-      <w:r>
-        <w:t xml:space="preserve">- Expose backend document type options so Admin and Customer can stop keeping duplicated label maps.</w:t>
-      </w:r>
-    </w:p>
-    <w:p>
-      <w:pPr>
-        <w:pStyle w:val="ListParagraph"/>
-        <w:ind w:left="720" w:hanging="360"/>
-      </w:pPr>
-      <w:r>
-        <w:t xml:space="preserve">- Promote dispute outcomes to a shared enum/constant across request, service, tests and frontend.</w:t>
-      </w:r>
-    </w:p>
-    <w:p>
-      <w:pPr>
-        <w:pStyle w:val="ListParagraph"/>
-        <w:ind w:left="720" w:hanging="360"/>
-      </w:pPr>
-      <w:r>
-        <w:t xml:space="preserve">- Notify both customers after every dispute outcome and expose the outcome in transaction history.</w:t>
-      </w:r>
-    </w:p>
-    <w:p>
-      <w:pPr>
-        <w:pStyle w:val="ListParagraph"/>
-        <w:ind w:left="720" w:hanging="360"/>
-      </w:pPr>
-      <w:r>
-        <w:t xml:space="preserve">- Add end-to-end tests for checkout -&gt; payment -&gt; handover -&gt; acceptance -&gt; completion and checkout -&gt; dispute -&gt; refund/cancel.</w:t>
+        <w:t xml:space="preserve">- Add version/cache metadata to marketplace options so clients can invalidate labels safely.</w:t>
+      </w:r>
+    </w:p>
+    <w:p>
+      <w:pPr>
+        <w:pStyle w:val="ListParagraph"/>
+        <w:ind w:left="720" w:hanging="360"/>
+      </w:pPr>
+      <w:r>
+        <w:t xml:space="preserve">- Show dispute outcome in customer transaction timeline with resolver and timestamp.</w:t>
+      </w:r>
+    </w:p>
+    <w:p>
+      <w:pPr>
+        <w:pStyle w:val="ListParagraph"/>
+        <w:ind w:left="720" w:hanging="360"/>
+      </w:pPr>
+      <w:r>
+        <w:t xml:space="preserve">- Add rental E2E: active -&gt; return -&gt; returned -&gt; completed and rental dispute -&gt; cancel/refund.</w:t>
+      </w:r>
+    </w:p>
+    <w:p>
+      <w:pPr>
+        <w:pStyle w:val="ListParagraph"/>
+        <w:ind w:left="720" w:hanging="360"/>
+      </w:pPr>
+      <w:r>
+        <w:t xml:space="preserve">- Generate frontend fallback labels from the API contract to avoid duplicated manual maps.</w:t>
+      </w:r>
+    </w:p>
+    <w:p>
+      <w:pPr>
+        <w:pStyle w:val="ListParagraph"/>
+        <w:ind w:left="720" w:hanging="360"/>
+      </w:pPr>
+      <w:r>
+        <w:t xml:space="preserve">- Decide when to migrate old sale_contract/rental_contract rows and retire read aliases.</w:t>
       </w:r>
     </w:p>
     <w:p>
@@ -239,7 +274,16 @@
         <w:ind w:left="720" w:hanging="360"/>
       </w:pPr>
       <w:r>
-        <w:t xml:space="preserve">- API full PHPUnit passed: 83 tests / 775 assertions.</w:t>
+        <w:t xml:space="preserve">- API migrate:fresh --seed passed on temporary sqlite database.</w:t>
+      </w:r>
+    </w:p>
+    <w:p>
+      <w:pPr>
+        <w:pStyle w:val="ListParagraph"/>
+        <w:ind w:left="720" w:hanging="360"/>
+      </w:pPr>
+      <w:r>
+        <w:t xml:space="preserve">- API full PHPUnit passed: 86 tests / 796 assertions.</w:t>
       </w:r>
     </w:p>
     <w:p>
@@ -257,7 +301,7 @@
         <w:ind w:left="720" w:hanging="360"/>
       </w:pPr>
       <w:r>
-        <w:t xml:space="preserve">- MBN lint, build and API contract check passed.</w:t>
+        <w:t xml:space="preserve">- MBN lint, build and API contract checks passed.</w:t>
       </w:r>
     </w:p>
     <w:p>

--- a/docs/PRODUCT_ONLY_TRANSACTION_FIRST_NOTES-20260802.docx
+++ b/docs/PRODUCT_ONLY_TRANSACTION_FIRST_NOTES-20260802.docx
@@ -7,7 +7,7 @@
         <w:pStyle w:val="Title"/>
       </w:pPr>
       <w:r>
-        <w:t xml:space="preserve">AXIRO Base API - Options, Dispute Outcome and Lifecycle E2E Notes</w:t>
+        <w:t xml:space="preserve">AXIRO Base API - Marketplace Options and Rental Lifecycle Notes</w:t>
       </w:r>
     </w:p>
     <w:p>
@@ -19,7 +19,7 @@
     <w:p>
       <w:pPr/>
       <w:r>
-        <w:t xml:space="preserve">Consolidated note after checking current Mini changes against the AXIRO parent direction.</w:t>
+        <w:t xml:space="preserve">Consolidated note after checking current Mini changes against AXIRO parent patterns.</w:t>
       </w:r>
     </w:p>
     <w:p>
@@ -45,25 +45,25 @@
         <w:ind w:left="720" w:hanging="360"/>
       </w:pPr>
       <w:r>
-        <w:t xml:space="preserve">- Transaction remains the lifecycle owner; documents are transaction evidence, not a standalone Contract module.</w:t>
-      </w:r>
-    </w:p>
-    <w:p>
-      <w:pPr>
-        <w:pStyle w:val="ListParagraph"/>
-        <w:ind w:left="720" w:hanging="360"/>
-      </w:pPr>
-      <w:r>
-        <w:t xml:space="preserve">- Marketplace options provide canonical labels for document types and dispute outcomes to Admin and Customer apps.</w:t>
-      </w:r>
-    </w:p>
-    <w:p>
-      <w:pPr>
-        <w:pStyle w:val="ListParagraph"/>
-        <w:ind w:left="720" w:hanging="360"/>
-      </w:pPr>
-      <w:r>
-        <w:t xml:space="preserve">- Dispute resolution must end with an explicit outcome: complete, cancel_refund, cancel_no_refund or reopen.</w:t>
+        <w:t xml:space="preserve">- Marketplace options is the runtime owner for document type and dispute outcome labels.</w:t>
+      </w:r>
+    </w:p>
+    <w:p>
+      <w:pPr>
+        <w:pStyle w:val="ListParagraph"/>
+        <w:ind w:left="720" w:hanging="360"/>
+      </w:pPr>
+      <w:r>
+        <w:t xml:space="preserve">- Contract snapshot option_catalog is the offline fallback for Admin and Customer apps.</w:t>
+      </w:r>
+    </w:p>
+    <w:p>
+      <w:pPr>
+        <w:pStyle w:val="ListParagraph"/>
+        <w:ind w:left="720" w:hanging="360"/>
+      </w:pPr>
+      <w:r>
+        <w:t xml:space="preserve">- Rental lifecycle is now covered by E2E tests for normal completion and dispute cancel/refund.</w:t>
       </w:r>
     </w:p>
     <w:p>
@@ -80,43 +80,34 @@
         <w:ind w:left="720" w:hanging="360"/>
       </w:pPr>
       <w:r>
-        <w:t xml:space="preserve">- Follow backend-owned enum/options patterns from DocumentTemplateType and GeneratedDocumentStatus.</w:t>
-      </w:r>
-    </w:p>
-    <w:p>
-      <w:pPr>
-        <w:pStyle w:val="ListParagraph"/>
-        <w:ind w:left="720" w:hanging="360"/>
-      </w:pPr>
-      <w:r>
-        <w:t xml:space="preserve">- Keep mutation validation in FormRequest, matching GenerateDocumentRequest and DocumentTemplateRequest.</w:t>
-      </w:r>
-    </w:p>
-    <w:p>
-      <w:pPr>
-        <w:pStyle w:val="ListParagraph"/>
-        <w:ind w:left="720" w:hanging="360"/>
-      </w:pPr>
-      <w:r>
-        <w:t xml:space="preserve">- Keep transaction status as lifecycle action output, not a raw editable field.</w:t>
-      </w:r>
-    </w:p>
-    <w:p>
-      <w:pPr>
-        <w:pStyle w:val="ListParagraph"/>
-        <w:ind w:left="720" w:hanging="360"/>
-      </w:pPr>
-      <w:r>
-        <w:t xml:space="preserve">- Use explicit option labels in forms; avoid raw key or ID entry for document/dispute workflows.</w:t>
-      </w:r>
-    </w:p>
-    <w:p>
-      <w:pPr>
-        <w:pStyle w:val="ListParagraph"/>
-        <w:ind w:left="720" w:hanging="360"/>
-      </w:pPr>
-      <w:r>
-        <w:t xml:space="preserve">- Do not port approval center, document compliance, accounting sync, system operations or import/export recovery into Mini.</w:t>
+        <w:t xml:space="preserve">- Follow backend-owned enum/options patterns from the parent DocumentTemplateType and GeneratedDocumentStatus enums.</w:t>
+      </w:r>
+    </w:p>
+    <w:p>
+      <w:pPr>
+        <w:pStyle w:val="ListParagraph"/>
+        <w:ind w:left="720" w:hanging="360"/>
+      </w:pPr>
+      <w:r>
+        <w:t xml:space="preserve">- Keep FormRequest and lifecycle service as mutation boundaries; frontend does not edit raw transaction status.</w:t>
+      </w:r>
+    </w:p>
+    <w:p>
+      <w:pPr>
+        <w:pStyle w:val="ListParagraph"/>
+        <w:ind w:left="720" w:hanging="360"/>
+      </w:pPr>
+      <w:r>
+        <w:t xml:space="preserve">- Use only the parent patterns that fit Mini: options, labels, cache metadata and explicit lifecycle actions.</w:t>
+      </w:r>
+    </w:p>
+    <w:p>
+      <w:pPr>
+        <w:pStyle w:val="ListParagraph"/>
+        <w:ind w:left="720" w:hanging="360"/>
+      </w:pPr>
+      <w:r>
+        <w:t xml:space="preserve">- Do not port approval center, document compliance, accounting sync, import/export recovery or system operations.</w:t>
       </w:r>
     </w:p>
     <w:p>
@@ -133,43 +124,43 @@
         <w:ind w:left="720" w:hanging="360"/>
       </w:pPr>
       <w:r>
-        <w:t xml:space="preserve">- Added DisputeOutcome enum and backend marketplace options endpoint.</w:t>
-      </w:r>
-    </w:p>
-    <w:p>
-      <w:pPr>
-        <w:pStyle w:val="ListParagraph"/>
-        <w:ind w:left="720" w:hanging="360"/>
-      </w:pPr>
-      <w:r>
-        <w:t xml:space="preserve">- DocumentType owns canonical keys, labels and legacy sale_contract/rental_contract aliases.</w:t>
-      </w:r>
-    </w:p>
-    <w:p>
-      <w:pPr>
-        <w:pStyle w:val="ListParagraph"/>
-        <w:ind w:left="720" w:hanging="360"/>
-      </w:pPr>
-      <w:r>
-        <w:t xml:space="preserve">- Admin and Customer now load document labels from marketplace options with safe fallback labels.</w:t>
-      </w:r>
-    </w:p>
-    <w:p>
-      <w:pPr>
-        <w:pStyle w:val="ListParagraph"/>
-        <w:ind w:left="720" w:hanging="360"/>
-      </w:pPr>
-      <w:r>
-        <w:t xml:space="preserve">- Dispute outcome is stored on marketplace_disputes and notification is sent to both buyer and seller.</w:t>
-      </w:r>
-    </w:p>
-    <w:p>
-      <w:pPr>
-        <w:pStyle w:val="ListParagraph"/>
-        <w:ind w:left="720" w:hanging="360"/>
-      </w:pPr>
-      <w:r>
-        <w:t xml:space="preserve">- E2E tests cover normal completion and dispute refund/cancel terminal lifecycle.</w:t>
+        <w:t xml:space="preserve">- Added MarketplaceOptionsCatalog with version, hash, TTL and payload owner.</w:t>
+      </w:r>
+    </w:p>
+    <w:p>
+      <w:pPr>
+        <w:pStyle w:val="ListParagraph"/>
+        <w:ind w:left="720" w:hanging="360"/>
+      </w:pPr>
+      <w:r>
+        <w:t xml:space="preserve">- Marketplace options endpoint now returns ETag and cache headers.</w:t>
+      </w:r>
+    </w:p>
+    <w:p>
+      <w:pPr>
+        <w:pStyle w:val="ListParagraph"/>
+        <w:ind w:left="720" w:hanging="360"/>
+      </w:pPr>
+      <w:r>
+        <w:t xml:space="preserve">- Customer transaction show includes dispute resolution/outcome for timeline display.</w:t>
+      </w:r>
+    </w:p>
+    <w:p>
+      <w:pPr>
+        <w:pStyle w:val="ListParagraph"/>
+        <w:ind w:left="720" w:hanging="360"/>
+      </w:pPr>
+      <w:r>
+        <w:t xml:space="preserve">- Customer purchase timeline displays dispute outcome label from options/fallback contract.</w:t>
+      </w:r>
+    </w:p>
+    <w:p>
+      <w:pPr>
+        <w:pStyle w:val="ListParagraph"/>
+        <w:ind w:left="720" w:hanging="360"/>
+      </w:pPr>
+      <w:r>
+        <w:t xml:space="preserve">- Admin options loader respects TTL and falls back to contract option_catalog.</w:t>
       </w:r>
     </w:p>
     <w:p>
@@ -186,25 +177,25 @@
         <w:ind w:left="720" w:hanging="360"/>
       </w:pPr>
       <w:r>
-        <w:t xml:space="preserve">- Code scope is limited to options, document labels, dispute outcome and lifecycle tests.</w:t>
-      </w:r>
-    </w:p>
-    <w:p>
-      <w:pPr>
-        <w:pStyle w:val="ListParagraph"/>
-        <w:ind w:left="720" w:hanging="360"/>
-      </w:pPr>
-      <w:r>
-        <w:t xml:space="preserve">- No RBAC, company/project/team, approval center, BI, accounting or enterprise operations dependency was added.</w:t>
-      </w:r>
-    </w:p>
-    <w:p>
-      <w:pPr>
-        <w:pStyle w:val="ListParagraph"/>
-        <w:ind w:left="720" w:hanging="360"/>
-      </w:pPr>
-      <w:r>
-        <w:t xml:space="preserve">- Current base is still developing, so marketplace_disputes.outcome is added to the original migration; split migration later for deployed databases.</w:t>
+        <w:t xml:space="preserve">- Scope is limited to options cache, dispute timeline and rental lifecycle tests.</w:t>
+      </w:r>
+    </w:p>
+    <w:p>
+      <w:pPr>
+        <w:pStyle w:val="ListParagraph"/>
+        <w:ind w:left="720" w:hanging="360"/>
+      </w:pPr>
+      <w:r>
+        <w:t xml:space="preserve">- No Contract business module, RBAC, company/project/team, generic SLA/fraud engine or accounting reconciliation was added.</w:t>
+      </w:r>
+    </w:p>
+    <w:p>
+      <w:pPr>
+        <w:pStyle w:val="ListParagraph"/>
+        <w:ind w:left="720" w:hanging="360"/>
+      </w:pPr>
+      <w:r>
+        <w:t xml:space="preserve">- Schema change remains in the original migration because this base is still under active development.</w:t>
       </w:r>
     </w:p>
     <w:p>
@@ -221,43 +212,43 @@
         <w:ind w:left="720" w:hanging="360"/>
       </w:pPr>
       <w:r>
-        <w:t xml:space="preserve">- Add version/cache metadata to marketplace options so clients can invalidate labels safely.</w:t>
-      </w:r>
-    </w:p>
-    <w:p>
-      <w:pPr>
-        <w:pStyle w:val="ListParagraph"/>
-        <w:ind w:left="720" w:hanging="360"/>
-      </w:pPr>
-      <w:r>
-        <w:t xml:space="preserve">- Show dispute outcome in customer transaction timeline with resolver and timestamp.</w:t>
-      </w:r>
-    </w:p>
-    <w:p>
-      <w:pPr>
-        <w:pStyle w:val="ListParagraph"/>
-        <w:ind w:left="720" w:hanging="360"/>
-      </w:pPr>
-      <w:r>
-        <w:t xml:space="preserve">- Add rental E2E: active -&gt; return -&gt; returned -&gt; completed and rental dispute -&gt; cancel/refund.</w:t>
-      </w:r>
-    </w:p>
-    <w:p>
-      <w:pPr>
-        <w:pStyle w:val="ListParagraph"/>
-        <w:ind w:left="720" w:hanging="360"/>
-      </w:pPr>
-      <w:r>
-        <w:t xml:space="preserve">- Generate frontend fallback labels from the API contract to avoid duplicated manual maps.</w:t>
-      </w:r>
-    </w:p>
-    <w:p>
-      <w:pPr>
-        <w:pStyle w:val="ListParagraph"/>
-        <w:ind w:left="720" w:hanging="360"/>
-      </w:pPr>
-      <w:r>
-        <w:t xml:space="preserve">- Decide when to migrate old sale_contract/rental_contract rows and retire read aliases.</w:t>
+        <w:t xml:space="preserve">- Invalidate cached options by contract version if clients can stay open longer than TTL.</w:t>
+      </w:r>
+    </w:p>
+    <w:p>
+      <w:pPr>
+        <w:pStyle w:val="ListParagraph"/>
+        <w:ind w:left="720" w:hanging="360"/>
+      </w:pPr>
+      <w:r>
+        <w:t xml:space="preserve">- Show dispute outcome in Admin transaction timeline as clearly as Customer timeline.</w:t>
+      </w:r>
+    </w:p>
+    <w:p>
+      <w:pPr>
+        <w:pStyle w:val="ListParagraph"/>
+        <w:ind w:left="720" w:hanging="360"/>
+      </w:pPr>
+      <w:r>
+        <w:t xml:space="preserve">- Add E2E for rental overdue and return with partial deposit deduction.</w:t>
+      </w:r>
+    </w:p>
+    <w:p>
+      <w:pPr>
+        <w:pStyle w:val="ListParagraph"/>
+        <w:ind w:left="720" w:hanging="360"/>
+      </w:pPr>
+      <w:r>
+        <w:t xml:space="preserve">- Split marketplace_disputes.outcome into a compatibility migration when running against an existing database.</w:t>
+      </w:r>
+    </w:p>
+    <w:p>
+      <w:pPr>
+        <w:pStyle w:val="ListParagraph"/>
+        <w:ind w:left="720" w:hanging="360"/>
+      </w:pPr>
+      <w:r>
+        <w:t xml:space="preserve">- Generate frontend fallback labels from contract snapshots automatically during contract sync.</w:t>
       </w:r>
     </w:p>
     <w:p>
@@ -283,7 +274,7 @@
         <w:ind w:left="720" w:hanging="360"/>
       </w:pPr>
       <w:r>
-        <w:t xml:space="preserve">- API full PHPUnit passed: 86 tests / 796 assertions.</w:t>
+        <w:t xml:space="preserve">- API full PHPUnit passed: 89 tests / 829 assertions.</w:t>
       </w:r>
     </w:p>
     <w:p>
@@ -301,7 +292,7 @@
         <w:ind w:left="720" w:hanging="360"/>
       </w:pPr>
       <w:r>
-        <w:t xml:space="preserve">- MBN lint, build and API contract checks passed.</w:t>
+        <w:t xml:space="preserve">- MBN lint, build and contract checks passed.</w:t>
       </w:r>
     </w:p>
     <w:p>

--- a/docs/PRODUCT_ONLY_TRANSACTION_FIRST_NOTES-20260802.docx
+++ b/docs/PRODUCT_ONLY_TRANSACTION_FIRST_NOTES-20260802.docx
@@ -4,7 +4,7 @@
   <w:body>
     <w:p>
       <w:r>
-        <w:t>AXIRO Base API - Product-only Marketplace Lifecycle Notes</w:t>
+        <w:t>AXIRO Base API - Marketplace Operations Closure Notes</w:t>
       </w:r>
     </w:p>
     <w:p>
@@ -19,22 +19,22 @@
     </w:p>
     <w:p>
       <w:r>
-        <w:t>- Mini remains a one-admin-many-customers marketplace base.</w:t>
-      </w:r>
-    </w:p>
-    <w:p>
-      <w:r>
-        <w:t>- Marketplace options is the runtime owner for document type and dispute outcome labels.</w:t>
-      </w:r>
-    </w:p>
-    <w:p>
-      <w:r>
-        <w:t>- Transaction lifecycle remains product-only; no Contract business module is required for MBN now.</w:t>
-      </w:r>
-    </w:p>
-    <w:p>
-      <w:r>
-        <w:t>- Admin actions are explicit lifecycle commands; frontend must not mutate raw transaction status.</w:t>
+        <w:t>- Mini remains a one-admin-many-customers, product-only marketplace base.</w:t>
+      </w:r>
+    </w:p>
+    <w:p>
+      <w:r>
+        <w:t>- Admin operations now focus on transaction notifications, rental queues and rental settlement audit.</w:t>
+      </w:r>
+    </w:p>
+    <w:p>
+      <w:r>
+        <w:t>- No Contract business module is introduced; transactions remain the lifecycle owner.</w:t>
+      </w:r>
+    </w:p>
+    <w:p>
+      <w:r>
+        <w:t>- No RBAC, company, department, project, accounting reconciliation, SLA engine, fraud engine or BI module is ported from AXIRO parent.</w:t>
       </w:r>
     </w:p>
     <w:p>
@@ -44,52 +44,47 @@
     </w:p>
     <w:p>
       <w:r>
-        <w:t>- Follow recent parent hardening around notification routing and runtime contracts by storing transaction_id and transaction_code as queryable notification fields.</w:t>
-      </w:r>
-    </w:p>
-    <w:p>
-      <w:r>
-        <w:t>- Keep FormRequest plus lifecycle service as the mutation boundary, matching AXIRO parent service ownership patterns.</w:t>
-      </w:r>
-    </w:p>
-    <w:p>
-      <w:r>
-        <w:t>- Do not port calendar reminders, workflow automation, compliance center, accounting sync, import/export recovery, company/project/team or RBAC dependencies into Mini.</w:t>
-      </w:r>
-    </w:p>
-    <w:p>
-      <w:r>
-        <w:t>Implemented Cleanup</w:t>
-      </w:r>
-    </w:p>
-    <w:p>
-      <w:r>
-        <w:t>- Marketplace options endpoint exposes ETag, options metadata and contract metadata for cache invalidation.</w:t>
-      </w:r>
-    </w:p>
-    <w:p>
-      <w:r>
-        <w:t>- Admin and Customer generated fallback labels are produced from marketplace-contract.json through sync scripts.</w:t>
-      </w:r>
-    </w:p>
-    <w:p>
-      <w:r>
-        <w:t>- Admin transaction timeline shows dispute outcomes by catalog label and rental deposit deduction amounts.</w:t>
-      </w:r>
-    </w:p>
-    <w:p>
-      <w:r>
-        <w:t>- Rental overdue marks the transaction and notifies both buyer/renter and seller/lessor.</w:t>
-      </w:r>
-    </w:p>
-    <w:p>
-      <w:r>
-        <w:t>- Rental completion can refund the remaining deposit and release the deducted amount to the lessor.</w:t>
-      </w:r>
-    </w:p>
-    <w:p>
-      <w:r>
-        <w:t>- Deposit deduction requires a reason and is allocated by remaining deduction to avoid duplicate deduction across refundable payments.</w:t>
+        <w:t>- Aligned with recent AXIRO parent hardening around notification runtime and routing contracts.</w:t>
+      </w:r>
+    </w:p>
+    <w:p>
+      <w:r>
+        <w:t>- Kept only the parent pattern that fits Mini: queryable notification references, explicit operation queues, and source-clean packaging.</w:t>
+      </w:r>
+    </w:p>
+    <w:p>
+      <w:r>
+        <w:t>- Skipped organization hierarchy, company hub and workflow/calendar runtime because those are outside Mini marketplace scope.</w:t>
+      </w:r>
+    </w:p>
+    <w:p>
+      <w:r>
+        <w:t>Implemented This Round</w:t>
+      </w:r>
+    </w:p>
+    <w:p>
+      <w:r>
+        <w:t>- Admin notification center can filter by keyword, transaction, customer, notification type and read state.</w:t>
+      </w:r>
+    </w:p>
+    <w:p>
+      <w:r>
+        <w:t>- Operations dashboard now exposes rental overdue, pending return and deposit deduction review queues.</w:t>
+      </w:r>
+    </w:p>
+    <w:p>
+      <w:r>
+        <w:t>- Rental settlement audit has list API and CSV export with deduction and dispute outcome columns.</w:t>
+      </w:r>
+    </w:p>
+    <w:p>
+      <w:r>
+        <w:t>- Customer transaction detail explains deposit refund and deduction outcome.</w:t>
+      </w:r>
+    </w:p>
+    <w:p>
+      <w:r>
+        <w:t>- Contract snapshots include transaction.overdue and settlement.partially_refunded because both are runtime states.</w:t>
       </w:r>
     </w:p>
     <w:p>
@@ -99,17 +94,22 @@
     </w:p>
     <w:p>
       <w:r>
-        <w:t>- Scope is limited to marketplace options, transaction lifecycle, notification routing and transaction detail UX.</w:t>
-      </w:r>
-    </w:p>
-    <w:p>
-      <w:r>
-        <w:t>- No Contract module, RBAC, company/project/team, generic SLA/fraud engine or accounting reconciliation was added.</w:t>
-      </w:r>
-    </w:p>
-    <w:p>
-      <w:r>
-        <w:t>- Schema changes are still applied to original migrations because this base is in active development; future live databases need additive migrations.</w:t>
+        <w:t>- Scope is limited to marketplace notification, operation queue, settlement audit and customer transaction detail presentation.</w:t>
+      </w:r>
+    </w:p>
+    <w:p>
+      <w:r>
+        <w:t>- API response envelope, /api/v1 routes and service boundaries are preserved.</w:t>
+      </w:r>
+    </w:p>
+    <w:p>
+      <w:r>
+        <w:t>- Frontend continues to use base list/filter/table/page primitives in Admin and existing compact customer layout in MBN React.</w:t>
+      </w:r>
+    </w:p>
+    <w:p>
+      <w:r>
+        <w:t>- Generated marketplace options fallback remains current.</w:t>
       </w:r>
     </w:p>
     <w:p>
@@ -119,7 +119,7 @@
     </w:p>
     <w:p>
       <w:r>
-        <w:t>- API focused lifecycle/options tests passed: 8 tests / 68 assertions.</w:t>
+        <w:t>- API focused tests passed: 13 tests / 263 assertions.</w:t>
       </w:r>
     </w:p>
     <w:p>
@@ -134,12 +134,7 @@
     </w:p>
     <w:p>
       <w:r>
-        <w:t>- Whitespace diff checks passed for all three repos.</w:t>
-      </w:r>
-    </w:p>
-    <w:p>
-      <w:r>
-        <w:t>- DOCX was structurally updated through OOXML; visual render QA was skipped because LibreOffice/soffice is unavailable on this machine.</w:t>
+        <w:t>- DOCX was structurally updated through OOXML and zip integrity was checked; visual render QA was skipped because LibreOffice/soffice is unavailable.</w:t>
       </w:r>
     </w:p>
     <w:p>
@@ -149,27 +144,27 @@
     </w:p>
     <w:p>
       <w:r>
-        <w:t>- Add admin notification filters by transaction_id/type/customer and unread state.</w:t>
-      </w:r>
-    </w:p>
-    <w:p>
-      <w:r>
-        <w:t>- Add an operations dashboard queue for overdue rentals, pending returns and deposit deduction review.</w:t>
-      </w:r>
-    </w:p>
-    <w:p>
-      <w:r>
-        <w:t>- Add settlement audit export for completed rental deductions and dispute outcomes.</w:t>
-      </w:r>
-    </w:p>
-    <w:p>
-      <w:r>
-        <w:t>- Add compatibility migrations before applying these schema changes to any database with existing data.</w:t>
-      </w:r>
-    </w:p>
-    <w:p>
-      <w:r>
-        <w:t>- Add a small customer-facing explanation for deposit deduction outcome in purchase/rental detail.</w:t>
+        <w:t>- Add admin detail drawer/page for a single notification with linked transaction timeline and customer context.</w:t>
+      </w:r>
+    </w:p>
+    <w:p>
+      <w:r>
+        <w:t>- Add settlement export filters by status, customer and date range before operating with larger data volumes.</w:t>
+      </w:r>
+    </w:p>
+    <w:p>
+      <w:r>
+        <w:t>- Add compatibility migrations before applying current schema changes to any database with existing data.</w:t>
+      </w:r>
+    </w:p>
+    <w:p>
+      <w:r>
+        <w:t>- Add customer-facing dispute/settlement copy review for clearer wording around deposit deductions.</w:t>
+      </w:r>
+    </w:p>
+    <w:p>
+      <w:r>
+        <w:t>- Consider code-splitting Admin heavy pages to reduce the current Vite chunk-size warning.</w:t>
       </w:r>
     </w:p>
     <w:sectPr>

--- a/docs/PRODUCT_ONLY_TRANSACTION_FIRST_NOTES-20260802.docx
+++ b/docs/PRODUCT_ONLY_TRANSACTION_FIRST_NOTES-20260802.docx
@@ -4,7 +4,7 @@
   <w:body>
     <w:p>
       <w:r>
-        <w:t>AXIRO Base API - Marketplace Operations Closure Notes</w:t>
+        <w:t>AXIRO Base API - Notification Detail and Settlement Filter Notes</w:t>
       </w:r>
     </w:p>
     <w:p>
@@ -24,17 +24,17 @@
     </w:p>
     <w:p>
       <w:r>
-        <w:t>- Admin operations now focus on transaction notifications, rental queues and rental settlement audit.</w:t>
-      </w:r>
-    </w:p>
-    <w:p>
-      <w:r>
-        <w:t>- No Contract business module is introduced; transactions remain the lifecycle owner.</w:t>
-      </w:r>
-    </w:p>
-    <w:p>
-      <w:r>
-        <w:t>- No RBAC, company, department, project, accounting reconciliation, SLA engine, fraud engine or BI module is ported from AXIRO parent.</w:t>
+        <w:t>- Notification detail is an admin operations aid, not a new messaging or CRM module.</w:t>
+      </w:r>
+    </w:p>
+    <w:p>
+      <w:r>
+        <w:t>- Rental settlement filters and export stay inside transaction operations; no accounting reconciliation module is introduced.</w:t>
+      </w:r>
+    </w:p>
+    <w:p>
+      <w:r>
+        <w:t>- Customer copy explains deposit settlement without adding a Contract module.</w:t>
       </w:r>
     </w:p>
     <w:p>
@@ -44,17 +44,17 @@
     </w:p>
     <w:p>
       <w:r>
-        <w:t>- Aligned with recent AXIRO parent hardening around notification runtime and routing contracts.</w:t>
-      </w:r>
-    </w:p>
-    <w:p>
-      <w:r>
-        <w:t>- Kept only the parent pattern that fits Mini: queryable notification references, explicit operation queues, and source-clean packaging.</w:t>
-      </w:r>
-    </w:p>
-    <w:p>
-      <w:r>
-        <w:t>- Skipped organization hierarchy, company hub and workflow/calendar runtime because those are outside Mini marketplace scope.</w:t>
+        <w:t>- Aligned with AXIRO parent notification routing hardening and runtime UI chunk separation patterns.</w:t>
+      </w:r>
+    </w:p>
+    <w:p>
+      <w:r>
+        <w:t>- Kept route-level lazy splitting for Admin screens to reduce initial bundle pressure.</w:t>
+      </w:r>
+    </w:p>
+    <w:p>
+      <w:r>
+        <w:t>- Skipped organization hierarchy, company hub, workflow/calendar runtime and company-specific fetch optimizations because they are outside Mini scope.</w:t>
       </w:r>
     </w:p>
     <w:p>
@@ -64,27 +64,32 @@
     </w:p>
     <w:p>
       <w:r>
-        <w:t>- Admin notification center can filter by keyword, transaction, customer, notification type and read state.</w:t>
-      </w:r>
-    </w:p>
-    <w:p>
-      <w:r>
-        <w:t>- Operations dashboard now exposes rental overdue, pending return and deposit deduction review queues.</w:t>
-      </w:r>
-    </w:p>
-    <w:p>
-      <w:r>
-        <w:t>- Rental settlement audit has list API and CSV export with deduction and dispute outcome columns.</w:t>
-      </w:r>
-    </w:p>
-    <w:p>
-      <w:r>
-        <w:t>- Customer transaction detail explains deposit refund and deduction outcome.</w:t>
-      </w:r>
-    </w:p>
-    <w:p>
-      <w:r>
-        <w:t>- Contract snapshots include transaction.overdue and settlement.partially_refunded because both are runtime states.</w:t>
+        <w:t>- Admin notification detail endpoint returns customer context, transaction context and transaction timeline.</w:t>
+      </w:r>
+    </w:p>
+    <w:p>
+      <w:r>
+        <w:t>- Admin notification list opens a drawer and marks unread notifications as read after detail load.</w:t>
+      </w:r>
+    </w:p>
+    <w:p>
+      <w:r>
+        <w:t>- Rental settlement list and CSV export share filters: status, transaction, customer and completed date range.</w:t>
+      </w:r>
+    </w:p>
+    <w:p>
+      <w:r>
+        <w:t>- Admin route config uses lazy imports plus Suspense for screen-level code splitting.</w:t>
+      </w:r>
+    </w:p>
+    <w:p>
+      <w:r>
+        <w:t>- Customer rental settlement copy now emphasizes deposit reconciliation, actual returned deposit and deduction basis.</w:t>
+      </w:r>
+    </w:p>
+    <w:p>
+      <w:r>
+        <w:t>- Contract snapshots include GET /notifications/{notification}.</w:t>
       </w:r>
     </w:p>
     <w:p>
@@ -94,22 +99,22 @@
     </w:p>
     <w:p>
       <w:r>
-        <w:t>- Scope is limited to marketplace notification, operation queue, settlement audit and customer transaction detail presentation.</w:t>
-      </w:r>
-    </w:p>
-    <w:p>
-      <w:r>
-        <w:t>- API response envelope, /api/v1 routes and service boundaries are preserved.</w:t>
-      </w:r>
-    </w:p>
-    <w:p>
-      <w:r>
-        <w:t>- Frontend continues to use base list/filter/table/page primitives in Admin and existing compact customer layout in MBN React.</w:t>
-      </w:r>
-    </w:p>
-    <w:p>
-      <w:r>
-        <w:t>- Generated marketplace options fallback remains current.</w:t>
+        <w:t>- API response envelope and /api/v1 route versioning are preserved.</w:t>
+      </w:r>
+    </w:p>
+    <w:p>
+      <w:r>
+        <w:t>- Mutation boundaries remain in existing services and FormRequests; frontend reads/filters/exports only.</w:t>
+      </w:r>
+    </w:p>
+    <w:p>
+      <w:r>
+        <w:t>- No RBAC, company/project/team, SLA, fraud, BI or accounting module was added.</w:t>
+      </w:r>
+    </w:p>
+    <w:p>
+      <w:r>
+        <w:t>- Schema remains unchanged in this round.</w:t>
       </w:r>
     </w:p>
     <w:p>
@@ -119,7 +124,7 @@
     </w:p>
     <w:p>
       <w:r>
-        <w:t>- API focused tests passed: 13 tests / 263 assertions.</w:t>
+        <w:t>- API focused notification detail, settlement export filter and compatibility tests passed.</w:t>
       </w:r>
     </w:p>
     <w:p>
@@ -144,27 +149,27 @@
     </w:p>
     <w:p>
       <w:r>
-        <w:t>- Add admin detail drawer/page for a single notification with linked transaction timeline and customer context.</w:t>
-      </w:r>
-    </w:p>
-    <w:p>
-      <w:r>
-        <w:t>- Add settlement export filters by status, customer and date range before operating with larger data volumes.</w:t>
-      </w:r>
-    </w:p>
-    <w:p>
-      <w:r>
-        <w:t>- Add compatibility migrations before applying current schema changes to any database with existing data.</w:t>
-      </w:r>
-    </w:p>
-    <w:p>
-      <w:r>
-        <w:t>- Add customer-facing dispute/settlement copy review for clearer wording around deposit deductions.</w:t>
-      </w:r>
-    </w:p>
-    <w:p>
-      <w:r>
-        <w:t>- Consider code-splitting Admin heavy pages to reduce the current Vite chunk-size warning.</w:t>
+        <w:t>- Add saved filter presets for operations queues if admin usage becomes repetitive.</w:t>
+      </w:r>
+    </w:p>
+    <w:p>
+      <w:r>
+        <w:t>- Add export job/background streaming only when settlement CSV becomes too large for direct download.</w:t>
+      </w:r>
+    </w:p>
+    <w:p>
+      <w:r>
+        <w:t>- Add notification counters in the Admin shell only after unread-count polling or server push is scoped clearly.</w:t>
+      </w:r>
+    </w:p>
+    <w:p>
+      <w:r>
+        <w:t>- Prepare additive migrations before running this base against any database with existing production data.</w:t>
+      </w:r>
+    </w:p>
+    <w:p>
+      <w:r>
+        <w:t>- Continue splitting Admin shared base/AntD chunk if first-load performance becomes a real issue.</w:t>
       </w:r>
     </w:p>
     <w:sectPr>

--- a/docs/PRODUCT_ONLY_TRANSACTION_FIRST_NOTES-20260802.docx
+++ b/docs/PRODUCT_ONLY_TRANSACTION_FIRST_NOTES-20260802.docx
@@ -4,7 +4,7 @@
   <w:body>
     <w:p>
       <w:r>
-        <w:t>AXIRO Base API - Notification Detail and Settlement Filter Notes</w:t>
+        <w:t>AXIRO Base API - Operations Presets and Export Queue Notes</w:t>
       </w:r>
     </w:p>
     <w:p>
@@ -24,17 +24,17 @@
     </w:p>
     <w:p>
       <w:r>
-        <w:t>- Notification detail is an admin operations aid, not a new messaging or CRM module.</w:t>
-      </w:r>
-    </w:p>
-    <w:p>
-      <w:r>
-        <w:t>- Rental settlement filters and export stay inside transaction operations; no accounting reconciliation module is introduced.</w:t>
-      </w:r>
-    </w:p>
-    <w:p>
-      <w:r>
-        <w:t>- Customer copy explains deposit settlement without adding a Contract module.</w:t>
+        <w:t>- Saved filter presets are browser-local helpers for admin operations, not a new user preference subsystem.</w:t>
+      </w:r>
+    </w:p>
+    <w:p>
+      <w:r>
+        <w:t>- Queued rental settlement export stays inside marketplace operations and does not introduce accounting/BI.</w:t>
+      </w:r>
+    </w:p>
+    <w:p>
+      <w:r>
+        <w:t>- Unread notification counters are lightweight overview metrics; no server push is added yet.</w:t>
       </w:r>
     </w:p>
     <w:p>
@@ -44,17 +44,17 @@
     </w:p>
     <w:p>
       <w:r>
-        <w:t>- Aligned with AXIRO parent notification routing hardening and runtime UI chunk separation patterns.</w:t>
-      </w:r>
-    </w:p>
-    <w:p>
-      <w:r>
-        <w:t>- Kept route-level lazy splitting for Admin screens to reduce initial bundle pressure.</w:t>
-      </w:r>
-    </w:p>
-    <w:p>
-      <w:r>
-        <w:t>- Skipped organization hierarchy, company hub, workflow/calendar runtime and company-specific fetch optimizations because they are outside Mini scope.</w:t>
+        <w:t>- Aligned with AXIRO parent direction around import/export cleanup, notification runtime hardening and source-clean packaging.</w:t>
+      </w:r>
+    </w:p>
+    <w:p>
+      <w:r>
+        <w:t>- Kept only patterns that fit Mini: queued export request, authenticated download, expiry and lightweight counters.</w:t>
+      </w:r>
+    </w:p>
+    <w:p>
+      <w:r>
+        <w:t>- Skipped audit-retention, organization hierarchy, company hub and workflow/calendar runtime because they exceed Mini marketplace scope.</w:t>
       </w:r>
     </w:p>
     <w:p>
@@ -64,32 +64,32 @@
     </w:p>
     <w:p>
       <w:r>
-        <w:t>- Admin notification detail endpoint returns customer context, transaction context and transaction timeline.</w:t>
-      </w:r>
-    </w:p>
-    <w:p>
-      <w:r>
-        <w:t>- Admin notification list opens a drawer and marks unread notifications as read after detail load.</w:t>
-      </w:r>
-    </w:p>
-    <w:p>
-      <w:r>
-        <w:t>- Rental settlement list and CSV export share filters: status, transaction, customer and completed date range.</w:t>
-      </w:r>
-    </w:p>
-    <w:p>
-      <w:r>
-        <w:t>- Admin route config uses lazy imports plus Suspense for screen-level code splitting.</w:t>
-      </w:r>
-    </w:p>
-    <w:p>
-      <w:r>
-        <w:t>- Customer rental settlement copy now emphasizes deposit reconciliation, actual returned deposit and deduction basis.</w:t>
-      </w:r>
-    </w:p>
-    <w:p>
-      <w:r>
-        <w:t>- Contract snapshots include GET /notifications/{notification}.</w:t>
+        <w:t>- Added MarketplaceExportRequest and BuildRentalSettlementExport for queued rental settlement CSV generation.</w:t>
+      </w:r>
+    </w:p>
+    <w:p>
+      <w:r>
+        <w:t>- Added export status polling and authenticated download endpoints.</w:t>
+      </w:r>
+    </w:p>
+    <w:p>
+      <w:r>
+        <w:t>- Added unread notification counter in operations overview and Admin sidebar badge.</w:t>
+      </w:r>
+    </w:p>
+    <w:p>
+      <w:r>
+        <w:t>- Added local saved filter presets for operations queues and settlement filters.</w:t>
+      </w:r>
+    </w:p>
+    <w:p>
+      <w:r>
+        <w:t>- Added contract routes for queued settlement export endpoints across API/Admin/Customer snapshots.</w:t>
+      </w:r>
+    </w:p>
+    <w:p>
+      <w:r>
+        <w:t>- Adjusted Admin Vite manual chunks for React, Ant Design, HTTP and date dependencies.</w:t>
       </w:r>
     </w:p>
     <w:p>
@@ -104,17 +104,17 @@
     </w:p>
     <w:p>
       <w:r>
-        <w:t>- Mutation boundaries remain in existing services and FormRequests; frontend reads/filters/exports only.</w:t>
-      </w:r>
-    </w:p>
-    <w:p>
-      <w:r>
-        <w:t>- No RBAC, company/project/team, SLA, fraud, BI or accounting module was added.</w:t>
-      </w:r>
-    </w:p>
-    <w:p>
-      <w:r>
-        <w:t>- Schema remains unchanged in this round.</w:t>
+        <w:t>- No RBAC, company/project/team, SLA engine, fraud engine, BI subsystem or accounting reconciliation was introduced.</w:t>
+      </w:r>
+    </w:p>
+    <w:p>
+      <w:r>
+        <w:t>- Schema is still edited in canonical baseline migrations because the project is unreleased; additive migrations are required before preserving live data.</w:t>
+      </w:r>
+    </w:p>
+    <w:p>
+      <w:r>
+        <w:t>- Admin build still reports a large Ant Design vendor chunk; this is a performance follow-up, not a merge blocker.</w:t>
       </w:r>
     </w:p>
     <w:p>
@@ -124,7 +124,7 @@
     </w:p>
     <w:p>
       <w:r>
-        <w:t>- API focused notification detail, settlement export filter and compatibility tests passed.</w:t>
+        <w:t>- API focused operations/export/lifecycle/contract tests passed.</w:t>
       </w:r>
     </w:p>
     <w:p>
@@ -149,27 +149,27 @@
     </w:p>
     <w:p>
       <w:r>
-        <w:t>- Add saved filter presets for operations queues if admin usage becomes repetitive.</w:t>
-      </w:r>
-    </w:p>
-    <w:p>
-      <w:r>
-        <w:t>- Add export job/background streaming only when settlement CSV becomes too large for direct download.</w:t>
-      </w:r>
-    </w:p>
-    <w:p>
-      <w:r>
-        <w:t>- Add notification counters in the Admin shell only after unread-count polling or server push is scoped clearly.</w:t>
-      </w:r>
-    </w:p>
-    <w:p>
-      <w:r>
-        <w:t>- Prepare additive migrations before running this base against any database with existing production data.</w:t>
-      </w:r>
-    </w:p>
-    <w:p>
-      <w:r>
-        <w:t>- Continue splitting Admin shared base/AntD chunk if first-load performance becomes a real issue.</w:t>
+        <w:t>- Add export cleanup command for expired MarketplaceExportRequest files if queued export becomes regular usage.</w:t>
+      </w:r>
+    </w:p>
+    <w:p>
+      <w:r>
+        <w:t>- Add per-admin saved presets only if shared machines or role-based usage appears; localStorage is enough for now.</w:t>
+      </w:r>
+    </w:p>
+    <w:p>
+      <w:r>
+        <w:t>- Add admin export history list when multiple queued exports can be pending at once.</w:t>
+      </w:r>
+    </w:p>
+    <w:p>
+      <w:r>
+        <w:t>- Prepare additive migrations before applying this baseline to a live database.</w:t>
+      </w:r>
+    </w:p>
+    <w:p>
+      <w:r>
+        <w:t>- Continue splitting or reducing Ant Design usage only if first-load metrics show real pain.</w:t>
       </w:r>
     </w:p>
     <w:sectPr>

--- a/docs/PRODUCT_ONLY_TRANSACTION_FIRST_NOTES-20260802.docx
+++ b/docs/PRODUCT_ONLY_TRANSACTION_FIRST_NOTES-20260802.docx
@@ -4,7 +4,7 @@
   <w:body>
     <w:p>
       <w:r>
-        <w:t>AXIRO Base API - Operations Presets and Export Queue Notes</w:t>
+        <w:t>AXIRO Base API - Notification Detail and Settlement Filter Notes</w:t>
       </w:r>
     </w:p>
     <w:p>
@@ -24,17 +24,17 @@
     </w:p>
     <w:p>
       <w:r>
-        <w:t>- Saved filter presets are browser-local helpers for admin operations, not a new user preference subsystem.</w:t>
-      </w:r>
-    </w:p>
-    <w:p>
-      <w:r>
-        <w:t>- Queued rental settlement export stays inside marketplace operations and does not introduce accounting/BI.</w:t>
-      </w:r>
-    </w:p>
-    <w:p>
-      <w:r>
-        <w:t>- Unread notification counters are lightweight overview metrics; no server push is added yet.</w:t>
+        <w:t>- Notification detail is an admin operations aid, not a new messaging or CRM module.</w:t>
+      </w:r>
+    </w:p>
+    <w:p>
+      <w:r>
+        <w:t>- Rental settlement filters and export stay inside transaction operations; no accounting reconciliation module is introduced.</w:t>
+      </w:r>
+    </w:p>
+    <w:p>
+      <w:r>
+        <w:t>- Customer copy explains deposit settlement without adding a Contract module.</w:t>
       </w:r>
     </w:p>
     <w:p>
@@ -44,17 +44,17 @@
     </w:p>
     <w:p>
       <w:r>
-        <w:t>- Aligned with AXIRO parent direction around import/export cleanup, notification runtime hardening and source-clean packaging.</w:t>
-      </w:r>
-    </w:p>
-    <w:p>
-      <w:r>
-        <w:t>- Kept only patterns that fit Mini: queued export request, authenticated download, expiry and lightweight counters.</w:t>
-      </w:r>
-    </w:p>
-    <w:p>
-      <w:r>
-        <w:t>- Skipped audit-retention, organization hierarchy, company hub and workflow/calendar runtime because they exceed Mini marketplace scope.</w:t>
+        <w:t>- Aligned with AXIRO parent notification routing hardening and runtime UI chunk separation patterns.</w:t>
+      </w:r>
+    </w:p>
+    <w:p>
+      <w:r>
+        <w:t>- Kept route-level lazy splitting for Admin screens to reduce initial bundle pressure.</w:t>
+      </w:r>
+    </w:p>
+    <w:p>
+      <w:r>
+        <w:t>- Skipped organization hierarchy, company hub, workflow/calendar runtime and company-specific fetch optimizations because they are outside Mini scope.</w:t>
       </w:r>
     </w:p>
     <w:p>
@@ -64,32 +64,32 @@
     </w:p>
     <w:p>
       <w:r>
-        <w:t>- Added MarketplaceExportRequest and BuildRentalSettlementExport for queued rental settlement CSV generation.</w:t>
-      </w:r>
-    </w:p>
-    <w:p>
-      <w:r>
-        <w:t>- Added export status polling and authenticated download endpoints.</w:t>
-      </w:r>
-    </w:p>
-    <w:p>
-      <w:r>
-        <w:t>- Added unread notification counter in operations overview and Admin sidebar badge.</w:t>
-      </w:r>
-    </w:p>
-    <w:p>
-      <w:r>
-        <w:t>- Added local saved filter presets for operations queues and settlement filters.</w:t>
-      </w:r>
-    </w:p>
-    <w:p>
-      <w:r>
-        <w:t>- Added contract routes for queued settlement export endpoints across API/Admin/Customer snapshots.</w:t>
-      </w:r>
-    </w:p>
-    <w:p>
-      <w:r>
-        <w:t>- Adjusted Admin Vite manual chunks for React, Ant Design, HTTP and date dependencies.</w:t>
+        <w:t>- Admin notification detail endpoint returns customer context, transaction context and transaction timeline.</w:t>
+      </w:r>
+    </w:p>
+    <w:p>
+      <w:r>
+        <w:t>- Admin notification list opens a drawer and marks unread notifications as read after detail load.</w:t>
+      </w:r>
+    </w:p>
+    <w:p>
+      <w:r>
+        <w:t>- Rental settlement list and CSV export share filters: status, transaction, customer and completed date range.</w:t>
+      </w:r>
+    </w:p>
+    <w:p>
+      <w:r>
+        <w:t>- Admin route config uses lazy imports plus Suspense for screen-level code splitting.</w:t>
+      </w:r>
+    </w:p>
+    <w:p>
+      <w:r>
+        <w:t>- Customer rental settlement copy now emphasizes deposit reconciliation, actual returned deposit and deduction basis.</w:t>
+      </w:r>
+    </w:p>
+    <w:p>
+      <w:r>
+        <w:t>- Contract snapshots include GET /notifications/{notification}.</w:t>
       </w:r>
     </w:p>
     <w:p>
@@ -104,17 +104,17 @@
     </w:p>
     <w:p>
       <w:r>
-        <w:t>- No RBAC, company/project/team, SLA engine, fraud engine, BI subsystem or accounting reconciliation was introduced.</w:t>
-      </w:r>
-    </w:p>
-    <w:p>
-      <w:r>
-        <w:t>- Schema is still edited in canonical baseline migrations because the project is unreleased; additive migrations are required before preserving live data.</w:t>
-      </w:r>
-    </w:p>
-    <w:p>
-      <w:r>
-        <w:t>- Admin build still reports a large Ant Design vendor chunk; this is a performance follow-up, not a merge blocker.</w:t>
+        <w:t>- Mutation boundaries remain in existing services and FormRequests; frontend reads/filters/exports only.</w:t>
+      </w:r>
+    </w:p>
+    <w:p>
+      <w:r>
+        <w:t>- No RBAC, company/project/team, SLA, fraud, BI or accounting module was added.</w:t>
+      </w:r>
+    </w:p>
+    <w:p>
+      <w:r>
+        <w:t>- Schema remains unchanged in this round.</w:t>
       </w:r>
     </w:p>
     <w:p>
@@ -124,7 +124,7 @@
     </w:p>
     <w:p>
       <w:r>
-        <w:t>- API focused operations/export/lifecycle/contract tests passed.</w:t>
+        <w:t>- API focused notification detail, settlement export filter and compatibility tests passed.</w:t>
       </w:r>
     </w:p>
     <w:p>
@@ -149,27 +149,65 @@
     </w:p>
     <w:p>
       <w:r>
-        <w:t>- Add export cleanup command for expired MarketplaceExportRequest files if queued export becomes regular usage.</w:t>
-      </w:r>
-    </w:p>
-    <w:p>
-      <w:r>
-        <w:t>- Add per-admin saved presets only if shared machines or role-based usage appears; localStorage is enough for now.</w:t>
-      </w:r>
-    </w:p>
-    <w:p>
-      <w:r>
-        <w:t>- Add admin export history list when multiple queued exports can be pending at once.</w:t>
-      </w:r>
-    </w:p>
-    <w:p>
-      <w:r>
-        <w:t>- Prepare additive migrations before applying this baseline to a live database.</w:t>
-      </w:r>
-    </w:p>
-    <w:p>
-      <w:r>
-        <w:t>- Continue splitting or reducing Ant Design usage only if first-load metrics show real pain.</w:t>
+        <w:t>- Add saved filter presets for operations queues if admin usage becomes repetitive.</w:t>
+      </w:r>
+    </w:p>
+    <w:p>
+      <w:r>
+        <w:t>- Add export job/background streaming only when settlement CSV becomes too large for direct download.</w:t>
+      </w:r>
+    </w:p>
+    <w:p>
+      <w:r>
+        <w:t>- Add notification counters in the Admin shell only after unread-count polling or server push is scoped clearly.</w:t>
+      </w:r>
+    </w:p>
+    <w:p>
+      <w:r>
+        <w:t>- Prepare additive migrations before running this base against any database with existing production data.</w:t>
+      </w:r>
+    </w:p>
+    <w:p>
+      <w:r>
+        <w:t>- Continue splitting Admin shared base/AntD chunk if first-load performance becomes a real issue.</w:t>
+      </w:r>
+    </w:p>
+    <w:p>
+      <w:r>
+        <w:rPr>
+          <w:b/>
+        </w:rPr>
+        <w:t>Admin Base CRUD and Action Lifecycle Alignment - 2026-08-03</w:t>
+      </w:r>
+    </w:p>
+    <w:p>
+      <w:r>
+        <w:t>- Product, Customer and Transaction admin forms now follow BaseFormPage/BaseForm/BaseFormFooter ownership instead of ad hoc card/button layouts.</w:t>
+      </w:r>
+    </w:p>
+    <w:p>
+      <w:r>
+        <w:t>- Transaction detail now uses the base page header and requires confirmation for payment confirmation and document synchronization.</w:t>
+      </w:r>
+    </w:p>
+    <w:p>
+      <w:r>
+        <w:t>- Document synchronization errors now surface to the admin instead of silently clearing loading state.</w:t>
+      </w:r>
+    </w:p>
+    <w:p>
+      <w:r>
+        <w:t>- Parent classification: mini_bounded. Mini follows AXIRO parent base/action patterns without importing parent module registry, permission graph, company/project scope, accounting or report dependencies.</w:t>
+      </w:r>
+    </w:p>
+    <w:p>
+      <w:r>
+        <w:t>- Verification required: Admin format/source-closure/lint/build and API full PHPUnit after shared transaction/action changes.</w:t>
+      </w:r>
+    </w:p>
+    <w:p>
+      <w:r>
+        <w:t>- Visual DOCX render QA skipped because LibreOffice/soffice is unavailable in this environment.</w:t>
       </w:r>
     </w:p>
     <w:sectPr>

--- a/docs/PRODUCT_ONLY_TRANSACTION_FIRST_NOTES-20260802.docx
+++ b/docs/PRODUCT_ONLY_TRANSACTION_FIRST_NOTES-20260802.docx
@@ -294,6 +294,44 @@
     <w:p>
       <w:r>
         <w:t>Next work: browser QA for login, avatar upload, buy/rent/installment, deposit and payout flows; continue splitting only where a clear owner boundary exists; keep generated contract fallbacks synced before every package.</w:t>
+      </w:r>
+    </w:p>
+    <w:p>
+      <w:r>
+        <w:rPr>
+          <w:b/>
+        </w:rPr>
+        <w:t>Accepted Baseline Metadata - 2026-08-03</w:t>
+      </w:r>
+    </w:p>
+    <w:p>
+      <w:r>
+        <w:t>Repository: axiro-base-api</w:t>
+      </w:r>
+    </w:p>
+    <w:p>
+      <w:r>
+        <w:t>Accepted baseline commit: 4f8300d</w:t>
+      </w:r>
+    </w:p>
+    <w:p>
+      <w:r>
+        <w:t>Marketplace contract baseline: 2026-08-03.1</w:t>
+      </w:r>
+    </w:p>
+    <w:p>
+      <w:r>
+        <w:t>Source review status: ACCEPTED</w:t>
+      </w:r>
+    </w:p>
+    <w:p>
+      <w:r>
+        <w:t>Packaging status: PASS - no .env*, dependency output, build output, .git directory or wrapper repository folder.</w:t>
+      </w:r>
+    </w:p>
+    <w:p>
+      <w:r>
+        <w:t>Remaining verification limits: browser core smoke requires real MBN_E2E_LOGIN and MBN_E2E_PASSWORD; DOCX visual render QA requires LibreOffice/soffice.</w:t>
       </w:r>
     </w:p>
     <w:sectPr>
